--- a/constitucion_sas_nova_bienestar/docx/14_Memorando_complementario_segunda_parte.docx
+++ b/constitucion_sas_nova_bienestar/docx/14_Memorando_complementario_segunda_parte.docx
@@ -1334,7 +1334,7 @@
           <w:i w:val="0"/>
           <w:u w:val="none"/>
         </w:rPr>
-        <w:t xml:space="preserve"> El punto séptimo. El artículo 28 de los estatutos exige autorización previa de la asamblea para actos superiores a 500 SMLMV. Esa limitación, que protege al accionista minoritario, tendría un efecto perverso si no se anticipara: paralizaría el arrendamiento de la sede y la compra de equipos, que son precisamente los actos con los que la sociedad arranca. El acta resuelve la tensión mediante una </w:t>
+        <w:t xml:space="preserve"> El punto séptimo. El artículo 28 de los estatutos exige autorización previa de la asamblea para actos superiores a 100 SMLMV. Esa limitación, que protege al accionista minoritario, tendría un efecto perverso si no se anticipara: paralizaría el arrendamiento de la sede y la compra de equipos, que son precisamente los actos con los que la sociedad arranca. El acta resuelve la tensión mediante una </w:t>
       </w:r>
       <w:r>
         <w:rPr>
@@ -1372,7 +1372,7 @@
           <w:i w:val="0"/>
           <w:u w:val="none"/>
         </w:rPr>
-        <w:t xml:space="preserve"> Se estructuró como reunión universal —sin convocatoria previa— porque está presente el 100 % de las acciones suscritas, hipótesis expresamente prevista en el parágrafo tercero del artículo 20 de los estatutos y en el artículo 182 del Código de Comercio. Y se dejó constancia de la renuncia a la convocatoria y al derecho de inspección, conforme al artículo 21 de la Ley 1258 de 2008.</w:t>
+        <w:t xml:space="preserve"> Se estructuró como reunión universal —sin convocatoria previa— porque está presente el 100 % de las acciones suscritas, hipótesis expresamente prevista en el parágrafo tercero del artículo 20 de los estatutos y en el artículo 426 del Código de Comercio. Y se dejó constancia de la renuncia a la convocatoria y al derecho de inspección, conforme al artículo 21 de la Ley 1258 de 2008.</w:t>
       </w:r>
     </w:p>
     <w:p>

--- a/constitucion_sas_nova_bienestar/docx/14_Memorando_complementario_segunda_parte.docx
+++ b/constitucion_sas_nova_bienestar/docx/14_Memorando_complementario_segunda_parte.docx
@@ -143,7 +143,7 @@
           <w:i w:val="0"/>
           <w:u w:val="none"/>
         </w:rPr>
-        <w:t>Tres de los instrumentos de esta etapa no pueden ser elaborados por el solicitante</w:t>
+        <w:t>Cuatro de los instrumentos de esta etapa no pueden ser elaborados por el solicitante</w:t>
       </w:r>
       <w:r>
         <w:rPr>
@@ -152,7 +152,7 @@
           <w:i w:val="0"/>
           <w:u w:val="none"/>
         </w:rPr>
-        <w:t>: la carátula única empresarial del RUES, sus anexos y el formulario adicional de registro con otras entidades son formatos preimpresos que expide la Cámara de Comercio, y el formulario 001 del RUT solo existe como formulario electrónico generado por la DIAN. Ninguna reproducción, por fiel que sea, es admisible en ventanilla.</w:t>
+        <w:t>: la carátula única empresarial del RUES, el anexo 1 de establecimientos de comercio y el formulario adicional de registro con otras entidades son formatos preimpresos que expide la Cámara de Comercio, y el formulario 001 del RUT solo existe como formulario electrónico generado por la DIAN. Ninguna reproducción, por fiel que sea, es admisible en ventanilla.</w:t>
       </w:r>
     </w:p>
     <w:p>
@@ -262,7 +262,7 @@
                 <w:sz w:val="20"/>
                 <w:u w:val="none"/>
               </w:rPr>
-              <w:t>Carátula única empresarial y anexos (persona jurídica, establecimiento de comercio)</w:t>
+              <w:t>Carátula única empresarial (dos páginas)</w:t>
             </w:r>
           </w:p>
         </w:tc>
@@ -283,7 +283,71 @@
                 <w:sz w:val="20"/>
                 <w:u w:val="none"/>
               </w:rPr>
-              <w:t>Sitio de la Cámara de Comercio de Medellín para Antioquia, sección "Crear empresa" → "Formatos y formularios"; y en el portal del RUES, sección "Formatos CAE", que publica el archivo correspondiente a Medellín.</w:t>
+              <w:t xml:space="preserve">Sitio de la Cámara de Comercio de Medellín para Antioquia, sección de servicios registrales → registro mercantil → </w:t>
+            </w:r>
+            <w:r>
+              <w:rPr>
+                <w:rFonts w:ascii="Times New Roman" w:hAnsi="Times New Roman"/>
+                <w:b/>
+                <w:i w:val="0"/>
+                <w:sz w:val="20"/>
+                <w:u w:val="none"/>
+              </w:rPr>
+              <w:t>"Formatos registro mercantil"</w:t>
+            </w:r>
+            <w:r>
+              <w:rPr>
+                <w:rFonts w:ascii="Times New Roman" w:hAnsi="Times New Roman"/>
+                <w:b w:val="0"/>
+                <w:i w:val="0"/>
+                <w:sz w:val="20"/>
+                <w:u w:val="none"/>
+              </w:rPr>
+              <w:t>; y en el portal del RUES, sección "Formatos CAE", que publica el archivo correspondiente a Medellín.</w:t>
+            </w:r>
+          </w:p>
+        </w:tc>
+      </w:tr>
+      <w:tr>
+        <w:tc>
+          <w:tcPr>
+            <w:tcW w:type="dxa" w:w="3101"/>
+          </w:tcPr>
+          <w:p>
+            <w:pPr>
+              <w:spacing w:after="40" w:before="40" w:line="240" w:lineRule="auto"/>
+              <w:jc w:val="left"/>
+            </w:pPr>
+            <w:r>
+              <w:rPr>
+                <w:rFonts w:ascii="Times New Roman" w:hAnsi="Times New Roman"/>
+                <w:b w:val="0"/>
+                <w:i w:val="0"/>
+                <w:sz w:val="20"/>
+                <w:u w:val="none"/>
+              </w:rPr>
+              <w:t>Anexo 1 — establecimientos de comercio</w:t>
+            </w:r>
+          </w:p>
+        </w:tc>
+        <w:tc>
+          <w:tcPr>
+            <w:tcW w:type="dxa" w:w="6020"/>
+          </w:tcPr>
+          <w:p>
+            <w:pPr>
+              <w:spacing w:after="40" w:before="40" w:line="240" w:lineRule="auto"/>
+              <w:jc w:val="left"/>
+            </w:pPr>
+            <w:r>
+              <w:rPr>
+                <w:rFonts w:ascii="Times New Roman" w:hAnsi="Times New Roman"/>
+                <w:b w:val="0"/>
+                <w:i w:val="0"/>
+                <w:sz w:val="20"/>
+                <w:u w:val="none"/>
+              </w:rPr>
+              <w:t>Mismo origen. Único anexo aplicable a este trámite: el anexo 2 corresponde al Registro Único de Proponentes.</w:t>
             </w:r>
           </w:p>
         </w:tc>

--- a/constitucion_sas_nova_bienestar/docx/14_Memorando_complementario_segunda_parte.docx
+++ b/constitucion_sas_nova_bienestar/docx/14_Memorando_complementario_segunda_parte.docx
@@ -31,7 +31,7 @@
           <w:sz w:val="24"/>
           <w:u w:val="none"/>
         </w:rPr>
-        <w:t>Explicación de la segunda parte del expediente de constitución — NOVA BIENESTAR INTEGRAL S.A.S.</w:t>
+        <w:t>Explicación de la segunda parte del expediente de constitución. NOVA BIENESTAR INTEGRAL S.A.S.</w:t>
       </w:r>
     </w:p>
     <w:p>
@@ -163,7 +163,7 @@
           <w:i w:val="0"/>
           <w:u w:val="none"/>
         </w:rPr>
-        <w:t xml:space="preserve">Lo que sí puede prepararse de antemano —y es lo que se hizo— es la </w:t>
+        <w:t xml:space="preserve">Lo que sí puede prepararse de antemano, y es lo que se hizo, es la </w:t>
       </w:r>
       <w:r>
         <w:rPr>
@@ -326,7 +326,7 @@
                 <w:sz w:val="20"/>
                 <w:u w:val="none"/>
               </w:rPr>
-              <w:t>Anexo 1 — establecimientos de comercio</w:t>
+              <w:t>Anexo 1. Establecimientos de comercio</w:t>
             </w:r>
           </w:p>
         </w:tc>
@@ -458,7 +458,7 @@
                 <w:sz w:val="20"/>
                 <w:u w:val="none"/>
               </w:rPr>
-              <w:t>Formulario 001 — Registro Único Tributario</w:t>
+              <w:t>Formulario 001. Registro Único Tributario</w:t>
             </w:r>
           </w:p>
         </w:tc>
@@ -565,7 +565,7 @@
           <w:sz w:val="24"/>
           <w:u w:val="none"/>
         </w:rPr>
-        <w:t>07 — Formularios del RUES: hojas de transcripción</w:t>
+        <w:t>07. Formularios del RUES: hojas de transcripción</w:t>
       </w:r>
     </w:p>
     <w:p>
@@ -661,7 +661,7 @@
           <w:i w:val="0"/>
           <w:u w:val="none"/>
         </w:rPr>
-        <w:t xml:space="preserve"> La sección 6 del documento cruza cinco datos —razón social, NIT, teléfono, dirección y correo— entre los tres formularios. La discrepancia entre ellos es la causa más frecuente de devolución del trámite, y es enteramente evitable.</w:t>
+        <w:t xml:space="preserve"> La sección 6 del documento cruza cinco datos (razón social, NIT, teléfono, dirección y correo) entre los tres formularios. La discrepancia entre ellos es la causa más frecuente de devolución del trámite, y es enteramente evitable.</w:t>
       </w:r>
     </w:p>
     <w:p>
@@ -678,7 +678,7 @@
           <w:sz w:val="24"/>
           <w:u w:val="none"/>
         </w:rPr>
-        <w:t>08 — Formulario 001 del RUT</w:t>
+        <w:t>08. Formulario 001 del RUT</w:t>
       </w:r>
     </w:p>
     <w:p>
@@ -809,7 +809,7 @@
           <w:sz w:val="24"/>
           <w:u w:val="none"/>
         </w:rPr>
-        <w:t>09 — Títulos de acciones y comprobantes de aporte</w:t>
+        <w:t>09. Títulos de acciones y comprobantes de aporte</w:t>
       </w:r>
     </w:p>
     <w:p>
@@ -998,7 +998,7 @@
           <w:sz w:val="24"/>
           <w:u w:val="none"/>
         </w:rPr>
-        <w:t>10 — Autenticación del documento privado y poder</w:t>
+        <w:t>10. Autenticación del documento privado y poder</w:t>
       </w:r>
     </w:p>
     <w:p>
@@ -1058,7 +1058,7 @@
           <w:i w:val="0"/>
           <w:u w:val="none"/>
         </w:rPr>
-        <w:t xml:space="preserve"> Porque los accionistas están domiciliados en municipios distintos —Mariana en Medellín, Felipe en Envigado—. La presentación personal ante la Cámara exige que ambos concurran el mismo día a la misma sede; el reconocimiento notarial permite que cada uno comparezca en la notaría de su municipio, en días distintos. Para este caso concreto la vía notarial es la más práctica, aunque tenga costo.</w:t>
+        <w:t xml:space="preserve"> Porque los accionistas están domiciliados en municipios distintos (Mariana en Medellín, Felipe en Envigado). La presentación personal ante la Cámara exige que ambos concurran el mismo día a la misma sede; el reconocimiento notarial permite que cada uno comparezca en la notaría de su municipio, en días distintos. Para este caso concreto la vía notarial es la más práctica, aunque tenga costo.</w:t>
       </w:r>
     </w:p>
     <w:p>
@@ -1113,7 +1113,7 @@
           <w:sz w:val="24"/>
           <w:u w:val="none"/>
         </w:rPr>
-        <w:t>11 — Impuesto de registro y planilla de radicación</w:t>
+        <w:t>11. Impuesto de registro y planilla de radicación</w:t>
       </w:r>
     </w:p>
     <w:p>
@@ -1171,7 +1171,7 @@
           <w:i w:val="0"/>
           <w:u w:val="none"/>
         </w:rPr>
-        <w:t xml:space="preserve"> de la Ley 223 de 1995, cuyo titular es el departamento de Antioquia; la Cámara solo lo recauda por convenio. De ahí que la exención de la Ley 1780 —que recae sobre los derechos de matrícula que percibe la Cámara— </w:t>
+        <w:t xml:space="preserve"> de la Ley 223 de 1995, cuyo titular es el departamento de Antioquia; la Cámara solo lo recauda por convenio. De ahí que la exención de la Ley 1780, que recae sobre los derechos de matrícula que percibe la Cámara, </w:t>
       </w:r>
       <w:r>
         <w:rPr>
@@ -1320,7 +1320,7 @@
           <w:sz w:val="24"/>
           <w:u w:val="none"/>
         </w:rPr>
-        <w:t>12 — Acta n.º 1 de la asamblea general de accionistas</w:t>
+        <w:t>12. Acta n.º 1 de la asamblea general de accionistas</w:t>
       </w:r>
     </w:p>
     <w:p>
@@ -1358,7 +1358,7 @@
           <w:i w:val="0"/>
           <w:u w:val="none"/>
         </w:rPr>
-        <w:t>. Los nombramientos ya constan en el artículo transitorio 1.º del documento de constitución, y es ese documento —no un acta— el que la Cámara inscribe. Presentarla como requisito registral sería un error.</w:t>
+        <w:t>. Los nombramientos ya constan en el artículo transitorio 1.º del documento de constitución, y es ese documento, no un acta, el que la Cámara inscribe. Presentarla como requisito registral sería un error.</w:t>
       </w:r>
     </w:p>
     <w:p>
@@ -1378,7 +1378,7 @@
           <w:i w:val="0"/>
           <w:u w:val="none"/>
         </w:rPr>
-        <w:t xml:space="preserve"> Por dos razones. La primera es práctica: una sociedad recién constituida debe adoptar decisiones que no caben en los estatutos —designar contador, autorizar la apertura de cuentas bancarias, autorizar los actos de puesta en marcha que superan la limitación de cuantía del artículo 28, fijar la remuneración de los administradores—. La segunda es documental: el libro de actas debe abrirse con una primera anotación, y una sociedad cuyo libro de actas está vacío tiene dificultades para acreditar sus decisiones ante bancos, aseguradoras y contratantes.</w:t>
+        <w:t xml:space="preserve"> Por dos razones. La primera es práctica: una sociedad recién constituida debe adoptar decisiones que no caben en los estatutos (designar contador, autorizar la apertura de cuentas bancarias, autorizar los actos de puesta en marcha que superan la limitación de cuantía del artículo 28, fijar la remuneración de los administradores). La segunda es documental: el libro de actas debe abrirse con una primera anotación, y una sociedad cuyo libro de actas está vacío tiene dificultades para acreditar sus decisiones ante bancos, aseguradoras y contratantes.</w:t>
       </w:r>
     </w:p>
     <w:p>
@@ -1436,7 +1436,7 @@
           <w:i w:val="0"/>
           <w:u w:val="none"/>
         </w:rPr>
-        <w:t xml:space="preserve"> Se estructuró como reunión universal —sin convocatoria previa— porque está presente el 100 % de las acciones suscritas, hipótesis expresamente prevista en el parágrafo tercero del artículo 20 de los estatutos y en el artículo 426 del Código de Comercio. Y se dejó constancia de la renuncia a la convocatoria y al derecho de inspección, conforme al artículo 21 de la Ley 1258 de 2008.</w:t>
+        <w:t xml:space="preserve"> Se estructuró como reunión universal, sin convocatoria previa, porque está presente el 100 % de las acciones suscritas, hipótesis expresamente prevista en el parágrafo tercero del artículo 20 de los estatutos y en el artículo 426 del Código de Comercio. Y se dejó constancia de la renuncia a la convocatoria y al derecho de inspección, conforme al artículo 21 de la Ley 1258 de 2008.</w:t>
       </w:r>
     </w:p>
     <w:p>
@@ -1453,7 +1453,7 @@
           <w:sz w:val="24"/>
           <w:u w:val="none"/>
         </w:rPr>
-        <w:t>13 — Solicitudes ante otras entidades</w:t>
+        <w:t>13. Solicitudes ante otras entidades</w:t>
       </w:r>
     </w:p>
     <w:p>
@@ -1511,7 +1511,7 @@
           <w:i w:val="0"/>
           <w:u w:val="none"/>
         </w:rPr>
-        <w:t xml:space="preserve">. La rehabilitación física —fisioterapia, terapia ocupacional, terapia respiratoria— es servicio de salud sujeto a habilitación conforme a la Resolución 3100 de 2019. El prestador queda inscrito y el servicio habilitado </w:t>
+        <w:t xml:space="preserve">. La rehabilitación física (fisioterapia, terapia ocupacional, terapia respiratoria) es servicio de salud sujeto a habilitación conforme a la Resolución 3100 de 2019. El prestador queda inscrito y el servicio habilitado </w:t>
       </w:r>
       <w:r>
         <w:rPr>
@@ -1549,7 +1549,7 @@
           <w:i w:val="0"/>
           <w:u w:val="none"/>
         </w:rPr>
-        <w:t xml:space="preserve"> Conviene tenerla presente porque atraviesa todo el expediente: la línea de rehabilitación es servicio de salud —habilitación, historia clínica, ReTHUS, IVA excluido—; la línea de gimnasio y bienestar corporal no lo es —concepto sanitario y de bomberos, IVA gravado, derechos de autor por música ambiental—. Son dos regímenes distintos operando en la misma dirección física y bajo el mismo NIT.</w:t>
+        <w:t xml:space="preserve"> Conviene tenerla presente porque atraviesa todo el expediente: la línea de rehabilitación es servicio de salud (habilitación, historia clínica, ReTHUS, IVA excluido); la línea de gimnasio y bienestar corporal no lo es (concepto sanitario y de bomberos, IVA gravado, derechos de autor por música ambiental). Son dos regímenes distintos operando en la misma dirección física y bajo el mismo NIT.</w:t>
       </w:r>
     </w:p>
     <w:p>
@@ -3690,7 +3690,7 @@
         <w:color w:val="555555"/>
         <w:sz w:val="16"/>
       </w:rPr>
-      <w:t xml:space="preserve">Memorando complementario — segunda parte del expediente  |  </w:t>
+      <w:t xml:space="preserve">Memorando complementario. Segunda parte del expediente  |  </w:t>
     </w:r>
     <w:r>
       <w:rPr>
@@ -3749,7 +3749,7 @@
         <w:color w:val="555555"/>
         <w:sz w:val="16"/>
       </w:rPr>
-      <w:t>Memorando complementario — Segunda parte del expediente</w:t>
+      <w:t>Memorando complementario. Segunda parte del expediente</w:t>
     </w:r>
   </w:p>
 </w:hdr>
